--- a/docs/Documento_de_Visao_de_Projeto-v1.4.docx
+++ b/docs/Documento_de_Visao_de_Projeto-v1.4.docx
@@ -3076,7 +3076,7 @@
         <w:ind w:right="0"/>
       </w:pPr>
       <w:r>
-        <w:t>A API fornece, para cada período futuro, a latência (RTT) e a perda de pacotes previstas, a categoria de qualidade (Boa, Regular ou Instável), uma pontuação, a recomendação de uso e a confiança do modelo. A API não informa o : ele é medido pelo monitoramento ICMP e apenas explicado ao usuário no aplicativo;jitter</w:t>
+        <w:t>A API fornece, para cada período futuro, a latência (RTT) e a perda de pacotes previstas, a categoria de qualidade (Boa, Regular ou Instável), uma pontuação, a recomendação de uso e a confiança do modelo. A API não informa o jitter: ele é medido pelo monitoramento ICMP e apenas explicado ao usuário no aplicativo;</w:t>
       </w:r>
     </w:p>
     <w:p>
